--- a/rapports/2026-06-06/EQ6/EQ6_sup_v2/DR_013202020118/35-33-07-99.docx
+++ b/rapports/2026-06-06/EQ6/EQ6_sup_v2/DR_013202020118/35-33-07-99.docx
@@ -297,7 +297,7 @@
           <w:color w:val="1F6FEB"/>
           <w:sz w:val="22"/>
         </w:rPr>
-        <w:t>⚠ INCOHÉRENCES À CORRIGER (97)</w:t>
+        <w:t>⚠ INCOHÉRENCES À CORRIGER (95)</w:t>
       </w:r>
     </w:p>
     <w:tbl>
@@ -544,7 +544,7 @@
                 <w:color w:val="16A34A"/>
                 <w:sz w:val="16"/>
               </w:rPr>
-              <w:t>—</w:t>
+              <w:t>s01q32, s01q36, s01q38, s04q37_modif, s02q33, s02q34, s01q00b</w:t>
             </w:r>
           </w:p>
         </w:tc>
@@ -575,7 +575,7 @@
                 <w:i w:val="0"/>
                 <w:sz w:val="17"/>
               </w:rPr>
-              <w:t>Incohérence!!! seulement les écoles gouvermentales paient les cotisations (Gouvernement, communauté, ONG ou organisation humanitaire).</w:t>
+              <w:t>Peu probable!!! Vu l'âge (14 ans) de fallou ndiaye ou l'année à laquelle fallou ndiaye a fréquenté l'école pour la dernière fois (.) le dernier diplome de fallou ndiaye ne peut être le Certificat d'études primaires (CEP), prière de corriger cette incohérence ou confirmer avec le QG.</w:t>
             </w:r>
           </w:p>
         </w:tc>
@@ -608,6 +608,366 @@
                 <w:i w:val="0"/>
                 <w:sz w:val="16"/>
               </w:rPr>
+              <w:t>S11</w:t>
+              <w:br/>
+            </w:r>
+            <w:r>
+              <w:rPr>
+                <w:b w:val="0"/>
+                <w:i w:val="0"/>
+                <w:color w:val="64748B"/>
+                <w:sz w:val="14"/>
+              </w:rPr>
+              <w:t>Logement / cadre de vie</w:t>
+            </w:r>
+          </w:p>
+        </w:tc>
+        <w:tc>
+          <w:tcPr>
+            <w:tcW w:type="dxa" w:w="1531"/>
+          </w:tcPr>
+          <w:p>
+            <w:r>
+              <w:rPr>
+                <w:b/>
+                <w:i w:val="0"/>
+                <w:color w:val="16A34A"/>
+                <w:sz w:val="16"/>
+              </w:rPr>
+              <w:t>—</w:t>
+            </w:r>
+          </w:p>
+        </w:tc>
+        <w:tc>
+          <w:tcPr>
+            <w:tcW w:type="dxa" w:w="1191"/>
+          </w:tcPr>
+          <w:p>
+            <w:r>
+              <w:rPr>
+                <w:b w:val="0"/>
+                <w:i w:val="0"/>
+                <w:color w:val="64748B"/>
+                <w:sz w:val="16"/>
+              </w:rPr>
+              <w:t>GT-CQ</w:t>
+            </w:r>
+          </w:p>
+        </w:tc>
+        <w:tc>
+          <w:tcPr>
+            <w:tcW w:type="dxa" w:w="4706"/>
+          </w:tcPr>
+          <w:p>
+            <w:r>
+              <w:rPr>
+                <w:b w:val="0"/>
+                <w:i w:val="0"/>
+                <w:sz w:val="17"/>
+              </w:rPr>
+              <w:t>Incoherent!!! Le nombre de pièces occupés (7) est superieur aux nombres de personnes vivant dans le ménage.</w:t>
+            </w:r>
+          </w:p>
+        </w:tc>
+      </w:tr>
+      <w:tr>
+        <w:tc>
+          <w:tcPr>
+            <w:tcW w:type="dxa" w:w="964"/>
+          </w:tcPr>
+          <w:p>
+            <w:r>
+              <w:rPr>
+                <w:b/>
+                <w:i w:val="0"/>
+                <w:color w:val="DC2626"/>
+                <w:sz w:val="16"/>
+              </w:rPr>
+              <w:t>Haute</w:t>
+            </w:r>
+          </w:p>
+        </w:tc>
+        <w:tc>
+          <w:tcPr>
+            <w:tcW w:type="dxa" w:w="1247"/>
+          </w:tcPr>
+          <w:p>
+            <w:r>
+              <w:rPr>
+                <w:b/>
+                <w:i w:val="0"/>
+                <w:sz w:val="16"/>
+              </w:rPr>
+              <w:t>S11</w:t>
+              <w:br/>
+            </w:r>
+            <w:r>
+              <w:rPr>
+                <w:b w:val="0"/>
+                <w:i w:val="0"/>
+                <w:color w:val="64748B"/>
+                <w:sz w:val="14"/>
+              </w:rPr>
+              <w:t>Logement / cadre de vie</w:t>
+            </w:r>
+          </w:p>
+        </w:tc>
+        <w:tc>
+          <w:tcPr>
+            <w:tcW w:type="dxa" w:w="1531"/>
+          </w:tcPr>
+          <w:p>
+            <w:r>
+              <w:rPr>
+                <w:b/>
+                <w:i w:val="0"/>
+                <w:color w:val="16A34A"/>
+                <w:sz w:val="16"/>
+              </w:rPr>
+              <w:t>—</w:t>
+            </w:r>
+          </w:p>
+        </w:tc>
+        <w:tc>
+          <w:tcPr>
+            <w:tcW w:type="dxa" w:w="1191"/>
+          </w:tcPr>
+          <w:p>
+            <w:r>
+              <w:rPr>
+                <w:b w:val="0"/>
+                <w:i w:val="0"/>
+                <w:color w:val="64748B"/>
+                <w:sz w:val="16"/>
+              </w:rPr>
+              <w:t>GT-CQ</w:t>
+            </w:r>
+          </w:p>
+        </w:tc>
+        <w:tc>
+          <w:tcPr>
+            <w:tcW w:type="dxa" w:w="4706"/>
+          </w:tcPr>
+          <w:p>
+            <w:r>
+              <w:rPr>
+                <w:b w:val="0"/>
+                <w:i w:val="0"/>
+                <w:sz w:val="17"/>
+              </w:rPr>
+              <w:t>Prière de corriger cette incohérence.</w:t>
+            </w:r>
+          </w:p>
+        </w:tc>
+      </w:tr>
+      <w:tr>
+        <w:tc>
+          <w:tcPr>
+            <w:tcW w:type="dxa" w:w="964"/>
+          </w:tcPr>
+          <w:p>
+            <w:r>
+              <w:rPr>
+                <w:b/>
+                <w:i w:val="0"/>
+                <w:color w:val="EA580C"/>
+                <w:sz w:val="16"/>
+              </w:rPr>
+              <w:t>Moyenne</w:t>
+            </w:r>
+          </w:p>
+        </w:tc>
+        <w:tc>
+          <w:tcPr>
+            <w:tcW w:type="dxa" w:w="1247"/>
+          </w:tcPr>
+          <w:p>
+            <w:r>
+              <w:rPr>
+                <w:b/>
+                <w:i w:val="0"/>
+                <w:sz w:val="16"/>
+              </w:rPr>
+              <w:t>S00</w:t>
+              <w:br/>
+            </w:r>
+            <w:r>
+              <w:rPr>
+                <w:b w:val="0"/>
+                <w:i w:val="0"/>
+                <w:color w:val="64748B"/>
+                <w:sz w:val="14"/>
+              </w:rPr>
+              <w:t>Identification</w:t>
+            </w:r>
+          </w:p>
+        </w:tc>
+        <w:tc>
+          <w:tcPr>
+            <w:tcW w:type="dxa" w:w="1531"/>
+          </w:tcPr>
+          <w:p>
+            <w:r>
+              <w:rPr>
+                <w:b/>
+                <w:i w:val="0"/>
+                <w:color w:val="16A34A"/>
+                <w:sz w:val="16"/>
+              </w:rPr>
+              <w:t>—</w:t>
+            </w:r>
+          </w:p>
+        </w:tc>
+        <w:tc>
+          <w:tcPr>
+            <w:tcW w:type="dxa" w:w="1191"/>
+          </w:tcPr>
+          <w:p>
+            <w:r>
+              <w:rPr>
+                <w:b w:val="0"/>
+                <w:i w:val="0"/>
+                <w:color w:val="64748B"/>
+                <w:sz w:val="16"/>
+              </w:rPr>
+              <w:t>GT-CQ</w:t>
+            </w:r>
+          </w:p>
+        </w:tc>
+        <w:tc>
+          <w:tcPr>
+            <w:tcW w:type="dxa" w:w="4706"/>
+          </w:tcPr>
+          <w:p>
+            <w:r>
+              <w:rPr>
+                <w:b w:val="0"/>
+                <w:i w:val="0"/>
+                <w:sz w:val="17"/>
+              </w:rPr>
+              <w:t>L'adresse ou la localisation du ménage doit être bien renseignée, ne doit pas contenir des numéros de téléphone et elle semble courte pour être une adresse.</w:t>
+            </w:r>
+          </w:p>
+        </w:tc>
+      </w:tr>
+      <w:tr>
+        <w:tc>
+          <w:tcPr>
+            <w:tcW w:type="dxa" w:w="964"/>
+          </w:tcPr>
+          <w:p>
+            <w:r>
+              <w:rPr>
+                <w:b/>
+                <w:i w:val="0"/>
+                <w:color w:val="EA580C"/>
+                <w:sz w:val="16"/>
+              </w:rPr>
+              <w:t>Moyenne</w:t>
+            </w:r>
+          </w:p>
+        </w:tc>
+        <w:tc>
+          <w:tcPr>
+            <w:tcW w:type="dxa" w:w="1247"/>
+          </w:tcPr>
+          <w:p>
+            <w:r>
+              <w:rPr>
+                <w:b/>
+                <w:i w:val="0"/>
+                <w:sz w:val="16"/>
+              </w:rPr>
+              <w:t>S00</w:t>
+              <w:br/>
+            </w:r>
+            <w:r>
+              <w:rPr>
+                <w:b w:val="0"/>
+                <w:i w:val="0"/>
+                <w:color w:val="64748B"/>
+                <w:sz w:val="14"/>
+              </w:rPr>
+              <w:t>Identification</w:t>
+            </w:r>
+          </w:p>
+        </w:tc>
+        <w:tc>
+          <w:tcPr>
+            <w:tcW w:type="dxa" w:w="1531"/>
+          </w:tcPr>
+          <w:p>
+            <w:r>
+              <w:rPr>
+                <w:b/>
+                <w:i w:val="0"/>
+                <w:color w:val="16A34A"/>
+                <w:sz w:val="16"/>
+              </w:rPr>
+              <w:t>—</w:t>
+            </w:r>
+          </w:p>
+        </w:tc>
+        <w:tc>
+          <w:tcPr>
+            <w:tcW w:type="dxa" w:w="1191"/>
+          </w:tcPr>
+          <w:p>
+            <w:r>
+              <w:rPr>
+                <w:b w:val="0"/>
+                <w:i w:val="0"/>
+                <w:color w:val="64748B"/>
+                <w:sz w:val="16"/>
+              </w:rPr>
+              <w:t>GT-CQ</w:t>
+            </w:r>
+          </w:p>
+        </w:tc>
+        <w:tc>
+          <w:tcPr>
+            <w:tcW w:type="dxa" w:w="4706"/>
+          </w:tcPr>
+          <w:p>
+            <w:r>
+              <w:rPr>
+                <w:b w:val="0"/>
+                <w:i w:val="0"/>
+                <w:sz w:val="17"/>
+              </w:rPr>
+              <w:t>Prière de renseigner la bonne adresse.</w:t>
+            </w:r>
+          </w:p>
+        </w:tc>
+      </w:tr>
+      <w:tr>
+        <w:tc>
+          <w:tcPr>
+            <w:tcW w:type="dxa" w:w="964"/>
+          </w:tcPr>
+          <w:p>
+            <w:r>
+              <w:rPr>
+                <w:b/>
+                <w:i w:val="0"/>
+                <w:color w:val="EA580C"/>
+                <w:sz w:val="16"/>
+              </w:rPr>
+              <w:t>Moyenne</w:t>
+            </w:r>
+          </w:p>
+        </w:tc>
+        <w:tc>
+          <w:tcPr>
+            <w:tcW w:type="dxa" w:w="1247"/>
+          </w:tcPr>
+          <w:p>
+            <w:r>
+              <w:rPr>
+                <w:b/>
+                <w:i w:val="0"/>
+                <w:sz w:val="16"/>
+              </w:rPr>
               <w:t>S02</w:t>
               <w:br/>
             </w:r>
@@ -634,7 +994,7 @@
                 <w:color w:val="16A34A"/>
                 <w:sz w:val="16"/>
               </w:rPr>
-              <w:t>s01q32, s01q36, s01q38, s04q37_modif, s02q33, s02q34, s01q00b</w:t>
+              <w:t>—</w:t>
             </w:r>
           </w:p>
         </w:tc>
@@ -665,7 +1025,7 @@
                 <w:i w:val="0"/>
                 <w:sz w:val="17"/>
               </w:rPr>
-              <w:t>Peu probable!!! Vu l'âge (14 ans) de fallou ndiaye ou l'année à laquelle fallou ndiaye a fréquenté l'école pour la dernière fois (.) le dernier diplome de fallou ndiaye ne peut être le Certificat d'études primaires (CEP), prière de corriger cette incohérence ou confirmer avec le QG.</w:t>
+              <w:t>Attention!!! le montant payé pour les frais de scolarité ( 23000 FCFA) de cheikh ndiaye  qui fréquente 2ème année de Primaire semble faible.</w:t>
             </w:r>
           </w:p>
         </w:tc>
@@ -680,10 +1040,10 @@
               <w:rPr>
                 <w:b/>
                 <w:i w:val="0"/>
-                <w:color w:val="DC2626"/>
-                <w:sz w:val="16"/>
-              </w:rPr>
-              <w:t>Haute</w:t>
+                <w:color w:val="EA580C"/>
+                <w:sz w:val="16"/>
+              </w:rPr>
+              <w:t>Moyenne</w:t>
             </w:r>
           </w:p>
         </w:tc>
@@ -698,7 +1058,7 @@
                 <w:i w:val="0"/>
                 <w:sz w:val="16"/>
               </w:rPr>
-              <w:t>S11</w:t>
+              <w:t>S02</w:t>
               <w:br/>
             </w:r>
             <w:r>
@@ -708,7 +1068,7 @@
                 <w:color w:val="64748B"/>
                 <w:sz w:val="14"/>
               </w:rPr>
-              <w:t>Logement / cadre de vie</w:t>
+              <w:t>Éducation</w:t>
             </w:r>
           </w:p>
         </w:tc>
@@ -755,547 +1115,7 @@
                 <w:i w:val="0"/>
                 <w:sz w:val="17"/>
               </w:rPr>
-              <w:t>Incoherent!!! Le nombre de pièces occupés (7) est superieur aux nombres de personnes vivant dans le ménage.</w:t>
-            </w:r>
-          </w:p>
-        </w:tc>
-      </w:tr>
-      <w:tr>
-        <w:tc>
-          <w:tcPr>
-            <w:tcW w:type="dxa" w:w="964"/>
-          </w:tcPr>
-          <w:p>
-            <w:r>
-              <w:rPr>
-                <w:b/>
-                <w:i w:val="0"/>
-                <w:color w:val="DC2626"/>
-                <w:sz w:val="16"/>
-              </w:rPr>
-              <w:t>Haute</w:t>
-            </w:r>
-          </w:p>
-        </w:tc>
-        <w:tc>
-          <w:tcPr>
-            <w:tcW w:type="dxa" w:w="1247"/>
-          </w:tcPr>
-          <w:p>
-            <w:r>
-              <w:rPr>
-                <w:b/>
-                <w:i w:val="0"/>
-                <w:sz w:val="16"/>
-              </w:rPr>
-              <w:t>S11</w:t>
-              <w:br/>
-            </w:r>
-            <w:r>
-              <w:rPr>
-                <w:b w:val="0"/>
-                <w:i w:val="0"/>
-                <w:color w:val="64748B"/>
-                <w:sz w:val="14"/>
-              </w:rPr>
-              <w:t>Logement / cadre de vie</w:t>
-            </w:r>
-          </w:p>
-        </w:tc>
-        <w:tc>
-          <w:tcPr>
-            <w:tcW w:type="dxa" w:w="1531"/>
-          </w:tcPr>
-          <w:p>
-            <w:r>
-              <w:rPr>
-                <w:b/>
-                <w:i w:val="0"/>
-                <w:color w:val="16A34A"/>
-                <w:sz w:val="16"/>
-              </w:rPr>
-              <w:t>—</w:t>
-            </w:r>
-          </w:p>
-        </w:tc>
-        <w:tc>
-          <w:tcPr>
-            <w:tcW w:type="dxa" w:w="1191"/>
-          </w:tcPr>
-          <w:p>
-            <w:r>
-              <w:rPr>
-                <w:b w:val="0"/>
-                <w:i w:val="0"/>
-                <w:color w:val="64748B"/>
-                <w:sz w:val="16"/>
-              </w:rPr>
-              <w:t>GT-CQ</w:t>
-            </w:r>
-          </w:p>
-        </w:tc>
-        <w:tc>
-          <w:tcPr>
-            <w:tcW w:type="dxa" w:w="4706"/>
-          </w:tcPr>
-          <w:p>
-            <w:r>
-              <w:rPr>
-                <w:b w:val="0"/>
-                <w:i w:val="0"/>
-                <w:sz w:val="17"/>
-              </w:rPr>
-              <w:t>Prière de corriger cette incohérence.</w:t>
-            </w:r>
-          </w:p>
-        </w:tc>
-      </w:tr>
-      <w:tr>
-        <w:tc>
-          <w:tcPr>
-            <w:tcW w:type="dxa" w:w="964"/>
-          </w:tcPr>
-          <w:p>
-            <w:r>
-              <w:rPr>
-                <w:b/>
-                <w:i w:val="0"/>
-                <w:color w:val="EA580C"/>
-                <w:sz w:val="16"/>
-              </w:rPr>
-              <w:t>Moyenne</w:t>
-            </w:r>
-          </w:p>
-        </w:tc>
-        <w:tc>
-          <w:tcPr>
-            <w:tcW w:type="dxa" w:w="1247"/>
-          </w:tcPr>
-          <w:p>
-            <w:r>
-              <w:rPr>
-                <w:b/>
-                <w:i w:val="0"/>
-                <w:sz w:val="16"/>
-              </w:rPr>
-              <w:t>S00</w:t>
-              <w:br/>
-            </w:r>
-            <w:r>
-              <w:rPr>
-                <w:b w:val="0"/>
-                <w:i w:val="0"/>
-                <w:color w:val="64748B"/>
-                <w:sz w:val="14"/>
-              </w:rPr>
-              <w:t>Identification</w:t>
-            </w:r>
-          </w:p>
-        </w:tc>
-        <w:tc>
-          <w:tcPr>
-            <w:tcW w:type="dxa" w:w="1531"/>
-          </w:tcPr>
-          <w:p>
-            <w:r>
-              <w:rPr>
-                <w:b/>
-                <w:i w:val="0"/>
-                <w:color w:val="16A34A"/>
-                <w:sz w:val="16"/>
-              </w:rPr>
-              <w:t>—</w:t>
-            </w:r>
-          </w:p>
-        </w:tc>
-        <w:tc>
-          <w:tcPr>
-            <w:tcW w:type="dxa" w:w="1191"/>
-          </w:tcPr>
-          <w:p>
-            <w:r>
-              <w:rPr>
-                <w:b w:val="0"/>
-                <w:i w:val="0"/>
-                <w:color w:val="64748B"/>
-                <w:sz w:val="16"/>
-              </w:rPr>
-              <w:t>GT-CQ</w:t>
-            </w:r>
-          </w:p>
-        </w:tc>
-        <w:tc>
-          <w:tcPr>
-            <w:tcW w:type="dxa" w:w="4706"/>
-          </w:tcPr>
-          <w:p>
-            <w:r>
-              <w:rPr>
-                <w:b w:val="0"/>
-                <w:i w:val="0"/>
-                <w:sz w:val="17"/>
-              </w:rPr>
-              <w:t>L'adresse ou la localisation du ménage doit être bien renseignée, ne doit pas contenir des numéros de téléphone et elle semble courte pour être une adresse.</w:t>
-            </w:r>
-          </w:p>
-        </w:tc>
-      </w:tr>
-      <w:tr>
-        <w:tc>
-          <w:tcPr>
-            <w:tcW w:type="dxa" w:w="964"/>
-          </w:tcPr>
-          <w:p>
-            <w:r>
-              <w:rPr>
-                <w:b/>
-                <w:i w:val="0"/>
-                <w:color w:val="EA580C"/>
-                <w:sz w:val="16"/>
-              </w:rPr>
-              <w:t>Moyenne</w:t>
-            </w:r>
-          </w:p>
-        </w:tc>
-        <w:tc>
-          <w:tcPr>
-            <w:tcW w:type="dxa" w:w="1247"/>
-          </w:tcPr>
-          <w:p>
-            <w:r>
-              <w:rPr>
-                <w:b/>
-                <w:i w:val="0"/>
-                <w:sz w:val="16"/>
-              </w:rPr>
-              <w:t>S00</w:t>
-              <w:br/>
-            </w:r>
-            <w:r>
-              <w:rPr>
-                <w:b w:val="0"/>
-                <w:i w:val="0"/>
-                <w:color w:val="64748B"/>
-                <w:sz w:val="14"/>
-              </w:rPr>
-              <w:t>Identification</w:t>
-            </w:r>
-          </w:p>
-        </w:tc>
-        <w:tc>
-          <w:tcPr>
-            <w:tcW w:type="dxa" w:w="1531"/>
-          </w:tcPr>
-          <w:p>
-            <w:r>
-              <w:rPr>
-                <w:b/>
-                <w:i w:val="0"/>
-                <w:color w:val="16A34A"/>
-                <w:sz w:val="16"/>
-              </w:rPr>
-              <w:t>—</w:t>
-            </w:r>
-          </w:p>
-        </w:tc>
-        <w:tc>
-          <w:tcPr>
-            <w:tcW w:type="dxa" w:w="1191"/>
-          </w:tcPr>
-          <w:p>
-            <w:r>
-              <w:rPr>
-                <w:b w:val="0"/>
-                <w:i w:val="0"/>
-                <w:color w:val="64748B"/>
-                <w:sz w:val="16"/>
-              </w:rPr>
-              <w:t>GT-CQ</w:t>
-            </w:r>
-          </w:p>
-        </w:tc>
-        <w:tc>
-          <w:tcPr>
-            <w:tcW w:type="dxa" w:w="4706"/>
-          </w:tcPr>
-          <w:p>
-            <w:r>
-              <w:rPr>
-                <w:b w:val="0"/>
-                <w:i w:val="0"/>
-                <w:sz w:val="17"/>
-              </w:rPr>
-              <w:t>Prière de renseigner la bonne adresse.</w:t>
-            </w:r>
-          </w:p>
-        </w:tc>
-      </w:tr>
-      <w:tr>
-        <w:tc>
-          <w:tcPr>
-            <w:tcW w:type="dxa" w:w="964"/>
-          </w:tcPr>
-          <w:p>
-            <w:r>
-              <w:rPr>
-                <w:b/>
-                <w:i w:val="0"/>
-                <w:color w:val="EA580C"/>
-                <w:sz w:val="16"/>
-              </w:rPr>
-              <w:t>Moyenne</w:t>
-            </w:r>
-          </w:p>
-        </w:tc>
-        <w:tc>
-          <w:tcPr>
-            <w:tcW w:type="dxa" w:w="1247"/>
-          </w:tcPr>
-          <w:p>
-            <w:r>
-              <w:rPr>
-                <w:b/>
-                <w:i w:val="0"/>
-                <w:sz w:val="16"/>
-              </w:rPr>
-              <w:t>S02</w:t>
-              <w:br/>
-            </w:r>
-            <w:r>
-              <w:rPr>
-                <w:b w:val="0"/>
-                <w:i w:val="0"/>
-                <w:color w:val="64748B"/>
-                <w:sz w:val="14"/>
-              </w:rPr>
-              <w:t>Éducation</w:t>
-            </w:r>
-          </w:p>
-        </w:tc>
-        <w:tc>
-          <w:tcPr>
-            <w:tcW w:type="dxa" w:w="1531"/>
-          </w:tcPr>
-          <w:p>
-            <w:r>
-              <w:rPr>
-                <w:b/>
-                <w:i w:val="0"/>
-                <w:color w:val="16A34A"/>
-                <w:sz w:val="16"/>
-              </w:rPr>
-              <w:t>—</w:t>
-            </w:r>
-          </w:p>
-        </w:tc>
-        <w:tc>
-          <w:tcPr>
-            <w:tcW w:type="dxa" w:w="1191"/>
-          </w:tcPr>
-          <w:p>
-            <w:r>
-              <w:rPr>
-                <w:b w:val="0"/>
-                <w:i w:val="0"/>
-                <w:color w:val="64748B"/>
-                <w:sz w:val="16"/>
-              </w:rPr>
-              <w:t>GT-CQ</w:t>
-            </w:r>
-          </w:p>
-        </w:tc>
-        <w:tc>
-          <w:tcPr>
-            <w:tcW w:type="dxa" w:w="4706"/>
-          </w:tcPr>
-          <w:p>
-            <w:r>
-              <w:rPr>
-                <w:b w:val="0"/>
-                <w:i w:val="0"/>
-                <w:sz w:val="17"/>
-              </w:rPr>
-              <w:t>Attention!!! le montant payé pour les frais de scolarité ( 23000 FCFA) de cheikh ndiaye  qui fréquente 2ème année de Primaire semble faible.</w:t>
-            </w:r>
-          </w:p>
-        </w:tc>
-      </w:tr>
-      <w:tr>
-        <w:tc>
-          <w:tcPr>
-            <w:tcW w:type="dxa" w:w="964"/>
-          </w:tcPr>
-          <w:p>
-            <w:r>
-              <w:rPr>
-                <w:b/>
-                <w:i w:val="0"/>
-                <w:color w:val="EA580C"/>
-                <w:sz w:val="16"/>
-              </w:rPr>
-              <w:t>Moyenne</w:t>
-            </w:r>
-          </w:p>
-        </w:tc>
-        <w:tc>
-          <w:tcPr>
-            <w:tcW w:type="dxa" w:w="1247"/>
-          </w:tcPr>
-          <w:p>
-            <w:r>
-              <w:rPr>
-                <w:b/>
-                <w:i w:val="0"/>
-                <w:sz w:val="16"/>
-              </w:rPr>
-              <w:t>S02</w:t>
-              <w:br/>
-            </w:r>
-            <w:r>
-              <w:rPr>
-                <w:b w:val="0"/>
-                <w:i w:val="0"/>
-                <w:color w:val="64748B"/>
-                <w:sz w:val="14"/>
-              </w:rPr>
-              <w:t>Éducation</w:t>
-            </w:r>
-          </w:p>
-        </w:tc>
-        <w:tc>
-          <w:tcPr>
-            <w:tcW w:type="dxa" w:w="1531"/>
-          </w:tcPr>
-          <w:p>
-            <w:r>
-              <w:rPr>
-                <w:b/>
-                <w:i w:val="0"/>
-                <w:color w:val="16A34A"/>
-                <w:sz w:val="16"/>
-              </w:rPr>
-              <w:t>—</w:t>
-            </w:r>
-          </w:p>
-        </w:tc>
-        <w:tc>
-          <w:tcPr>
-            <w:tcW w:type="dxa" w:w="1191"/>
-          </w:tcPr>
-          <w:p>
-            <w:r>
-              <w:rPr>
-                <w:b w:val="0"/>
-                <w:i w:val="0"/>
-                <w:color w:val="64748B"/>
-                <w:sz w:val="16"/>
-              </w:rPr>
-              <w:t>GT-CQ</w:t>
-            </w:r>
-          </w:p>
-        </w:tc>
-        <w:tc>
-          <w:tcPr>
-            <w:tcW w:type="dxa" w:w="4706"/>
-          </w:tcPr>
-          <w:p>
-            <w:r>
-              <w:rPr>
-                <w:b w:val="0"/>
-                <w:i w:val="0"/>
-                <w:sz w:val="17"/>
-              </w:rPr>
               <w:t>Veuillez verifier cette information auprès de l'enquêté ou confirmer avec le QG.</w:t>
-            </w:r>
-          </w:p>
-        </w:tc>
-      </w:tr>
-      <w:tr>
-        <w:tc>
-          <w:tcPr>
-            <w:tcW w:type="dxa" w:w="964"/>
-          </w:tcPr>
-          <w:p>
-            <w:r>
-              <w:rPr>
-                <w:b/>
-                <w:i w:val="0"/>
-                <w:color w:val="EA580C"/>
-                <w:sz w:val="16"/>
-              </w:rPr>
-              <w:t>Moyenne</w:t>
-            </w:r>
-          </w:p>
-        </w:tc>
-        <w:tc>
-          <w:tcPr>
-            <w:tcW w:type="dxa" w:w="1247"/>
-          </w:tcPr>
-          <w:p>
-            <w:r>
-              <w:rPr>
-                <w:b/>
-                <w:i w:val="0"/>
-                <w:sz w:val="16"/>
-              </w:rPr>
-              <w:t>S02</w:t>
-              <w:br/>
-            </w:r>
-            <w:r>
-              <w:rPr>
-                <w:b w:val="0"/>
-                <w:i w:val="0"/>
-                <w:color w:val="64748B"/>
-                <w:sz w:val="14"/>
-              </w:rPr>
-              <w:t>Éducation</w:t>
-            </w:r>
-          </w:p>
-        </w:tc>
-        <w:tc>
-          <w:tcPr>
-            <w:tcW w:type="dxa" w:w="1531"/>
-          </w:tcPr>
-          <w:p>
-            <w:r>
-              <w:rPr>
-                <w:b/>
-                <w:i w:val="0"/>
-                <w:color w:val="16A34A"/>
-                <w:sz w:val="16"/>
-              </w:rPr>
-              <w:t>—</w:t>
-            </w:r>
-          </w:p>
-        </w:tc>
-        <w:tc>
-          <w:tcPr>
-            <w:tcW w:type="dxa" w:w="1191"/>
-          </w:tcPr>
-          <w:p>
-            <w:r>
-              <w:rPr>
-                <w:b w:val="0"/>
-                <w:i w:val="0"/>
-                <w:color w:val="64748B"/>
-                <w:sz w:val="16"/>
-              </w:rPr>
-              <w:t>GT-CQ</w:t>
-            </w:r>
-          </w:p>
-        </w:tc>
-        <w:tc>
-          <w:tcPr>
-            <w:tcW w:type="dxa" w:w="4706"/>
-          </w:tcPr>
-          <w:p>
-            <w:r>
-              <w:rPr>
-                <w:b w:val="0"/>
-                <w:i w:val="0"/>
-                <w:sz w:val="17"/>
-              </w:rPr>
-              <w:t>veuillez, s'il vous plait, confirmer la cotisation ( 7000 FCFA) payée de cheikh ndiaye avec le QG ou apporter les corrections nécessaires.</w:t>
             </w:r>
           </w:p>
         </w:tc>
